--- a/Наладчик контрольно-измерительных приборов и автоматики/повышение квалификации 14919 Наладчик контрольно-измерительных приборов и автоматики/Лекции ОП.06. Основы метрологии и поверки КИПиА.docx
+++ b/Наладчик контрольно-измерительных приборов и автоматики/повышение квалификации 14919 Наладчик контрольно-измерительных приборов и автоматики/Лекции ОП.06. Основы метрологии и поверки КИПиА.docx
@@ -252,6 +252,849 @@
           <w:sz w:val="28"/>
         </w:rPr>
         <w:t>Наладчик КИПиА должен знать классы точности настраиваемых приборов и используемых эталонов. Соотношение погрешностей образцового и поверяемого приборов должно быть не менее 1:3 (предпочтительно 1:5). Наладчик не может поверять прибор класса 0,5 с помощью эталона класса 1,0 — погрешность эталона соизмерима с допуском поверяемого прибора.</w:t>
+      </w:r>
+    </w:p>
+    <w:p/>
+    <w:tbl>
+      <w:tblPr>
+        <w:tblStyle w:val="TableGrid"/>
+        <w:tblW w:type="auto" w:w="0"/>
+        <w:jc w:val="center"/>
+        <w:tblLook w:firstColumn="1" w:firstRow="1" w:lastColumn="0" w:lastRow="0" w:noHBand="0" w:noVBand="1" w:val="04A0"/>
+      </w:tblPr>
+      <w:tblGrid>
+        <w:gridCol w:w="2339"/>
+        <w:gridCol w:w="2339"/>
+        <w:gridCol w:w="2339"/>
+        <w:gridCol w:w="2339"/>
+      </w:tblGrid>
+      <w:tr>
+        <w:tc>
+          <w:tcPr>
+            <w:tcW w:type="dxa" w:w="2339"/>
+          </w:tcPr>
+          <w:p>
+            <w:pPr>
+              <w:jc w:val="center"/>
+            </w:pPr>
+            <w:r>
+              <w:rPr>
+                <w:b/>
+                <w:sz w:val="18"/>
+              </w:rPr>
+              <w:t>Класс точности</w:t>
+            </w:r>
+          </w:p>
+        </w:tc>
+        <w:tc>
+          <w:tcPr>
+            <w:tcW w:type="dxa" w:w="2339"/>
+          </w:tcPr>
+          <w:p>
+            <w:pPr>
+              <w:jc w:val="center"/>
+            </w:pPr>
+            <w:r>
+              <w:rPr>
+                <w:b/>
+                <w:sz w:val="18"/>
+              </w:rPr>
+              <w:t>Погрешность (%)</w:t>
+            </w:r>
+          </w:p>
+        </w:tc>
+        <w:tc>
+          <w:tcPr>
+            <w:tcW w:type="dxa" w:w="2339"/>
+          </w:tcPr>
+          <w:p>
+            <w:pPr>
+              <w:jc w:val="center"/>
+            </w:pPr>
+            <w:r>
+              <w:rPr>
+                <w:b/>
+                <w:sz w:val="18"/>
+              </w:rPr>
+              <w:t>Тип прибора</w:t>
+            </w:r>
+          </w:p>
+        </w:tc>
+        <w:tc>
+          <w:tcPr>
+            <w:tcW w:type="dxa" w:w="2339"/>
+          </w:tcPr>
+          <w:p>
+            <w:pPr>
+              <w:jc w:val="center"/>
+            </w:pPr>
+            <w:r>
+              <w:rPr>
+                <w:b/>
+                <w:sz w:val="18"/>
+              </w:rPr>
+              <w:t>Область применения</w:t>
+            </w:r>
+          </w:p>
+        </w:tc>
+      </w:tr>
+      <w:tr>
+        <w:tc>
+          <w:tcPr>
+            <w:tcW w:type="dxa" w:w="2339"/>
+          </w:tcPr>
+          <w:p>
+            <w:r>
+              <w:rPr>
+                <w:sz w:val="18"/>
+              </w:rPr>
+              <w:t>0,05</w:t>
+            </w:r>
+          </w:p>
+        </w:tc>
+        <w:tc>
+          <w:tcPr>
+            <w:tcW w:type="dxa" w:w="2339"/>
+          </w:tcPr>
+          <w:p>
+            <w:r>
+              <w:rPr>
+                <w:sz w:val="18"/>
+              </w:rPr>
+              <w:t>±0,05</w:t>
+            </w:r>
+          </w:p>
+        </w:tc>
+        <w:tc>
+          <w:tcPr>
+            <w:tcW w:type="dxa" w:w="2339"/>
+          </w:tcPr>
+          <w:p>
+            <w:r>
+              <w:rPr>
+                <w:sz w:val="18"/>
+              </w:rPr>
+              <w:t>Образцовый манометр</w:t>
+            </w:r>
+          </w:p>
+        </w:tc>
+        <w:tc>
+          <w:tcPr>
+            <w:tcW w:type="dxa" w:w="2339"/>
+          </w:tcPr>
+          <w:p>
+            <w:r>
+              <w:rPr>
+                <w:sz w:val="18"/>
+              </w:rPr>
+              <w:t>Поверка рабочих СИ</w:t>
+            </w:r>
+          </w:p>
+        </w:tc>
+      </w:tr>
+      <w:tr>
+        <w:tc>
+          <w:tcPr>
+            <w:tcW w:type="dxa" w:w="2339"/>
+          </w:tcPr>
+          <w:p>
+            <w:r>
+              <w:rPr>
+                <w:sz w:val="18"/>
+              </w:rPr>
+              <w:t>0,1</w:t>
+            </w:r>
+          </w:p>
+        </w:tc>
+        <w:tc>
+          <w:tcPr>
+            <w:tcW w:type="dxa" w:w="2339"/>
+          </w:tcPr>
+          <w:p>
+            <w:r>
+              <w:rPr>
+                <w:sz w:val="18"/>
+              </w:rPr>
+              <w:t>±0,1</w:t>
+            </w:r>
+          </w:p>
+        </w:tc>
+        <w:tc>
+          <w:tcPr>
+            <w:tcW w:type="dxa" w:w="2339"/>
+          </w:tcPr>
+          <w:p>
+            <w:r>
+              <w:rPr>
+                <w:sz w:val="18"/>
+              </w:rPr>
+              <w:t>Цифровой мультиметр</w:t>
+            </w:r>
+          </w:p>
+        </w:tc>
+        <w:tc>
+          <w:tcPr>
+            <w:tcW w:type="dxa" w:w="2339"/>
+          </w:tcPr>
+          <w:p>
+            <w:r>
+              <w:rPr>
+                <w:sz w:val="18"/>
+              </w:rPr>
+              <w:t>Лабораторные измерения</w:t>
+            </w:r>
+          </w:p>
+        </w:tc>
+      </w:tr>
+      <w:tr>
+        <w:tc>
+          <w:tcPr>
+            <w:tcW w:type="dxa" w:w="2339"/>
+          </w:tcPr>
+          <w:p>
+            <w:r>
+              <w:rPr>
+                <w:sz w:val="18"/>
+              </w:rPr>
+              <w:t>0,25</w:t>
+            </w:r>
+          </w:p>
+        </w:tc>
+        <w:tc>
+          <w:tcPr>
+            <w:tcW w:type="dxa" w:w="2339"/>
+          </w:tcPr>
+          <w:p>
+            <w:r>
+              <w:rPr>
+                <w:sz w:val="18"/>
+              </w:rPr>
+              <w:t>±0,25</w:t>
+            </w:r>
+          </w:p>
+        </w:tc>
+        <w:tc>
+          <w:tcPr>
+            <w:tcW w:type="dxa" w:w="2339"/>
+          </w:tcPr>
+          <w:p>
+            <w:r>
+              <w:rPr>
+                <w:sz w:val="18"/>
+              </w:rPr>
+              <w:t>Преобразователь давления</w:t>
+            </w:r>
+          </w:p>
+        </w:tc>
+        <w:tc>
+          <w:tcPr>
+            <w:tcW w:type="dxa" w:w="2339"/>
+          </w:tcPr>
+          <w:p>
+            <w:r>
+              <w:rPr>
+                <w:sz w:val="18"/>
+              </w:rPr>
+              <w:t>Технологический контроль</w:t>
+            </w:r>
+          </w:p>
+        </w:tc>
+      </w:tr>
+      <w:tr>
+        <w:tc>
+          <w:tcPr>
+            <w:tcW w:type="dxa" w:w="2339"/>
+          </w:tcPr>
+          <w:p>
+            <w:r>
+              <w:rPr>
+                <w:sz w:val="18"/>
+              </w:rPr>
+              <w:t>0,5</w:t>
+            </w:r>
+          </w:p>
+        </w:tc>
+        <w:tc>
+          <w:tcPr>
+            <w:tcW w:type="dxa" w:w="2339"/>
+          </w:tcPr>
+          <w:p>
+            <w:r>
+              <w:rPr>
+                <w:sz w:val="18"/>
+              </w:rPr>
+              <w:t>±0,5</w:t>
+            </w:r>
+          </w:p>
+        </w:tc>
+        <w:tc>
+          <w:tcPr>
+            <w:tcW w:type="dxa" w:w="2339"/>
+          </w:tcPr>
+          <w:p>
+            <w:r>
+              <w:rPr>
+                <w:sz w:val="18"/>
+              </w:rPr>
+              <w:t>Технический манометр</w:t>
+            </w:r>
+          </w:p>
+        </w:tc>
+        <w:tc>
+          <w:tcPr>
+            <w:tcW w:type="dxa" w:w="2339"/>
+          </w:tcPr>
+          <w:p>
+            <w:r>
+              <w:rPr>
+                <w:sz w:val="18"/>
+              </w:rPr>
+              <w:t>Промышленные измерения</w:t>
+            </w:r>
+          </w:p>
+        </w:tc>
+      </w:tr>
+      <w:tr>
+        <w:tc>
+          <w:tcPr>
+            <w:tcW w:type="dxa" w:w="2339"/>
+          </w:tcPr>
+          <w:p>
+            <w:r>
+              <w:rPr>
+                <w:sz w:val="18"/>
+              </w:rPr>
+              <w:t>1,0</w:t>
+            </w:r>
+          </w:p>
+        </w:tc>
+        <w:tc>
+          <w:tcPr>
+            <w:tcW w:type="dxa" w:w="2339"/>
+          </w:tcPr>
+          <w:p>
+            <w:r>
+              <w:rPr>
+                <w:sz w:val="18"/>
+              </w:rPr>
+              <w:t>±1,0</w:t>
+            </w:r>
+          </w:p>
+        </w:tc>
+        <w:tc>
+          <w:tcPr>
+            <w:tcW w:type="dxa" w:w="2339"/>
+          </w:tcPr>
+          <w:p>
+            <w:r>
+              <w:rPr>
+                <w:sz w:val="18"/>
+              </w:rPr>
+              <w:t>Термопара</w:t>
+            </w:r>
+          </w:p>
+        </w:tc>
+        <w:tc>
+          <w:tcPr>
+            <w:tcW w:type="dxa" w:w="2339"/>
+          </w:tcPr>
+          <w:p>
+            <w:r>
+              <w:rPr>
+                <w:sz w:val="18"/>
+              </w:rPr>
+              <w:t>Общий контроль температуры</w:t>
+            </w:r>
+          </w:p>
+        </w:tc>
+      </w:tr>
+      <w:tr>
+        <w:tc>
+          <w:tcPr>
+            <w:tcW w:type="dxa" w:w="2339"/>
+          </w:tcPr>
+          <w:p>
+            <w:r>
+              <w:rPr>
+                <w:sz w:val="18"/>
+              </w:rPr>
+              <w:t>1,5</w:t>
+            </w:r>
+          </w:p>
+        </w:tc>
+        <w:tc>
+          <w:tcPr>
+            <w:tcW w:type="dxa" w:w="2339"/>
+          </w:tcPr>
+          <w:p>
+            <w:r>
+              <w:rPr>
+                <w:sz w:val="18"/>
+              </w:rPr>
+              <w:t>±1,5</w:t>
+            </w:r>
+          </w:p>
+        </w:tc>
+        <w:tc>
+          <w:tcPr>
+            <w:tcW w:type="dxa" w:w="2339"/>
+          </w:tcPr>
+          <w:p>
+            <w:r>
+              <w:rPr>
+                <w:sz w:val="18"/>
+              </w:rPr>
+              <w:t>Технический термометр</w:t>
+            </w:r>
+          </w:p>
+        </w:tc>
+        <w:tc>
+          <w:tcPr>
+            <w:tcW w:type="dxa" w:w="2339"/>
+          </w:tcPr>
+          <w:p>
+            <w:r>
+              <w:rPr>
+                <w:sz w:val="18"/>
+              </w:rPr>
+              <w:t>Вспомогательные измерения</w:t>
+            </w:r>
+          </w:p>
+        </w:tc>
+      </w:tr>
+    </w:tbl>
+    <w:p>
+      <w:pPr>
+        <w:jc w:val="center"/>
+      </w:pPr>
+      <w:r>
+        <w:rPr>
+          <w:b/>
+          <w:i w:val="0"/>
+          <w:sz w:val="20"/>
+        </w:rPr>
+        <w:t>Таблица 2. Классы точности средств измерений КИПиА</w:t>
+      </w:r>
+    </w:p>
+    <w:p/>
+    <w:tbl>
+      <w:tblPr>
+        <w:tblStyle w:val="TableGrid"/>
+        <w:tblW w:type="auto" w:w="0"/>
+        <w:jc w:val="center"/>
+        <w:tblLook w:firstColumn="1" w:firstRow="1" w:lastColumn="0" w:lastRow="0" w:noHBand="0" w:noVBand="1" w:val="04A0"/>
+      </w:tblPr>
+      <w:tblGrid>
+        <w:gridCol w:w="2339"/>
+        <w:gridCol w:w="2339"/>
+        <w:gridCol w:w="2339"/>
+        <w:gridCol w:w="2339"/>
+      </w:tblGrid>
+      <w:tr>
+        <w:tc>
+          <w:tcPr>
+            <w:tcW w:type="dxa" w:w="2339"/>
+          </w:tcPr>
+          <w:p>
+            <w:pPr>
+              <w:jc w:val="center"/>
+            </w:pPr>
+            <w:r>
+              <w:rPr>
+                <w:b/>
+                <w:sz w:val="18"/>
+              </w:rPr>
+              <w:t>Вид поверки</w:t>
+            </w:r>
+          </w:p>
+        </w:tc>
+        <w:tc>
+          <w:tcPr>
+            <w:tcW w:type="dxa" w:w="2339"/>
+          </w:tcPr>
+          <w:p>
+            <w:pPr>
+              <w:jc w:val="center"/>
+            </w:pPr>
+            <w:r>
+              <w:rPr>
+                <w:b/>
+                <w:sz w:val="18"/>
+              </w:rPr>
+              <w:t>Основание</w:t>
+            </w:r>
+          </w:p>
+        </w:tc>
+        <w:tc>
+          <w:tcPr>
+            <w:tcW w:type="dxa" w:w="2339"/>
+          </w:tcPr>
+          <w:p>
+            <w:pPr>
+              <w:jc w:val="center"/>
+            </w:pPr>
+            <w:r>
+              <w:rPr>
+                <w:b/>
+                <w:sz w:val="18"/>
+              </w:rPr>
+              <w:t>Орган поверки</w:t>
+            </w:r>
+          </w:p>
+        </w:tc>
+        <w:tc>
+          <w:tcPr>
+            <w:tcW w:type="dxa" w:w="2339"/>
+          </w:tcPr>
+          <w:p>
+            <w:pPr>
+              <w:jc w:val="center"/>
+            </w:pPr>
+            <w:r>
+              <w:rPr>
+                <w:b/>
+                <w:sz w:val="18"/>
+              </w:rPr>
+              <w:t>Периодичность</w:t>
+            </w:r>
+          </w:p>
+        </w:tc>
+      </w:tr>
+      <w:tr>
+        <w:tc>
+          <w:tcPr>
+            <w:tcW w:type="dxa" w:w="2339"/>
+          </w:tcPr>
+          <w:p>
+            <w:r>
+              <w:rPr>
+                <w:sz w:val="18"/>
+              </w:rPr>
+              <w:t>Первичная</w:t>
+            </w:r>
+          </w:p>
+        </w:tc>
+        <w:tc>
+          <w:tcPr>
+            <w:tcW w:type="dxa" w:w="2339"/>
+          </w:tcPr>
+          <w:p>
+            <w:r>
+              <w:rPr>
+                <w:sz w:val="18"/>
+              </w:rPr>
+              <w:t>Выпуск из производства</w:t>
+            </w:r>
+          </w:p>
+        </w:tc>
+        <w:tc>
+          <w:tcPr>
+            <w:tcW w:type="dxa" w:w="2339"/>
+          </w:tcPr>
+          <w:p>
+            <w:r>
+              <w:rPr>
+                <w:sz w:val="18"/>
+              </w:rPr>
+              <w:t>ЦСМ или аккредитованная организация</w:t>
+            </w:r>
+          </w:p>
+        </w:tc>
+        <w:tc>
+          <w:tcPr>
+            <w:tcW w:type="dxa" w:w="2339"/>
+          </w:tcPr>
+          <w:p>
+            <w:r>
+              <w:rPr>
+                <w:sz w:val="18"/>
+              </w:rPr>
+              <w:t>При выпуске</w:t>
+            </w:r>
+          </w:p>
+        </w:tc>
+      </w:tr>
+      <w:tr>
+        <w:tc>
+          <w:tcPr>
+            <w:tcW w:type="dxa" w:w="2339"/>
+          </w:tcPr>
+          <w:p>
+            <w:r>
+              <w:rPr>
+                <w:sz w:val="18"/>
+              </w:rPr>
+              <w:t>Периодическая</w:t>
+            </w:r>
+          </w:p>
+        </w:tc>
+        <w:tc>
+          <w:tcPr>
+            <w:tcW w:type="dxa" w:w="2339"/>
+          </w:tcPr>
+          <w:p>
+            <w:r>
+              <w:rPr>
+                <w:sz w:val="18"/>
+              </w:rPr>
+              <w:t>Истечение межповерочного интервала</w:t>
+            </w:r>
+          </w:p>
+        </w:tc>
+        <w:tc>
+          <w:tcPr>
+            <w:tcW w:type="dxa" w:w="2339"/>
+          </w:tcPr>
+          <w:p>
+            <w:r>
+              <w:rPr>
+                <w:sz w:val="18"/>
+              </w:rPr>
+              <w:t>ЦСМ</w:t>
+            </w:r>
+          </w:p>
+        </w:tc>
+        <w:tc>
+          <w:tcPr>
+            <w:tcW w:type="dxa" w:w="2339"/>
+          </w:tcPr>
+          <w:p>
+            <w:r>
+              <w:rPr>
+                <w:sz w:val="18"/>
+              </w:rPr>
+              <w:t>По графику (1-2 года)</w:t>
+            </w:r>
+          </w:p>
+        </w:tc>
+      </w:tr>
+      <w:tr>
+        <w:tc>
+          <w:tcPr>
+            <w:tcW w:type="dxa" w:w="2339"/>
+          </w:tcPr>
+          <w:p>
+            <w:r>
+              <w:rPr>
+                <w:sz w:val="18"/>
+              </w:rPr>
+              <w:t>Внеочередная</w:t>
+            </w:r>
+          </w:p>
+        </w:tc>
+        <w:tc>
+          <w:tcPr>
+            <w:tcW w:type="dxa" w:w="2339"/>
+          </w:tcPr>
+          <w:p>
+            <w:r>
+              <w:rPr>
+                <w:sz w:val="18"/>
+              </w:rPr>
+              <w:t>Повреждение, ремонт, сомнение в точности</w:t>
+            </w:r>
+          </w:p>
+        </w:tc>
+        <w:tc>
+          <w:tcPr>
+            <w:tcW w:type="dxa" w:w="2339"/>
+          </w:tcPr>
+          <w:p>
+            <w:r>
+              <w:rPr>
+                <w:sz w:val="18"/>
+              </w:rPr>
+              <w:t>ЦСМ</w:t>
+            </w:r>
+          </w:p>
+        </w:tc>
+        <w:tc>
+          <w:tcPr>
+            <w:tcW w:type="dxa" w:w="2339"/>
+          </w:tcPr>
+          <w:p>
+            <w:r>
+              <w:rPr>
+                <w:sz w:val="18"/>
+              </w:rPr>
+              <w:t>По необходимости</w:t>
+            </w:r>
+          </w:p>
+        </w:tc>
+      </w:tr>
+      <w:tr>
+        <w:tc>
+          <w:tcPr>
+            <w:tcW w:type="dxa" w:w="2339"/>
+          </w:tcPr>
+          <w:p>
+            <w:r>
+              <w:rPr>
+                <w:sz w:val="18"/>
+              </w:rPr>
+              <w:t>Инспекционная</w:t>
+            </w:r>
+          </w:p>
+        </w:tc>
+        <w:tc>
+          <w:tcPr>
+            <w:tcW w:type="dxa" w:w="2339"/>
+          </w:tcPr>
+          <w:p>
+            <w:r>
+              <w:rPr>
+                <w:sz w:val="18"/>
+              </w:rPr>
+              <w:t>Проверка состояния СИ</w:t>
+            </w:r>
+          </w:p>
+        </w:tc>
+        <w:tc>
+          <w:tcPr>
+            <w:tcW w:type="dxa" w:w="2339"/>
+          </w:tcPr>
+          <w:p>
+            <w:r>
+              <w:rPr>
+                <w:sz w:val="18"/>
+              </w:rPr>
+              <w:t>Ростехрегулирование</w:t>
+            </w:r>
+          </w:p>
+        </w:tc>
+        <w:tc>
+          <w:tcPr>
+            <w:tcW w:type="dxa" w:w="2339"/>
+          </w:tcPr>
+          <w:p>
+            <w:r>
+              <w:rPr>
+                <w:sz w:val="18"/>
+              </w:rPr>
+              <w:t>При проверке</w:t>
+            </w:r>
+          </w:p>
+        </w:tc>
+      </w:tr>
+      <w:tr>
+        <w:tc>
+          <w:tcPr>
+            <w:tcW w:type="dxa" w:w="2339"/>
+          </w:tcPr>
+          <w:p>
+            <w:r>
+              <w:rPr>
+                <w:sz w:val="18"/>
+              </w:rPr>
+              <w:t>Экспертная</w:t>
+            </w:r>
+          </w:p>
+        </w:tc>
+        <w:tc>
+          <w:tcPr>
+            <w:tcW w:type="dxa" w:w="2339"/>
+          </w:tcPr>
+          <w:p>
+            <w:r>
+              <w:rPr>
+                <w:sz w:val="18"/>
+              </w:rPr>
+              <w:t>Разрешение споров</w:t>
+            </w:r>
+          </w:p>
+        </w:tc>
+        <w:tc>
+          <w:tcPr>
+            <w:tcW w:type="dxa" w:w="2339"/>
+          </w:tcPr>
+          <w:p>
+            <w:r>
+              <w:rPr>
+                <w:sz w:val="18"/>
+              </w:rPr>
+              <w:t>ЦСМ</w:t>
+            </w:r>
+          </w:p>
+        </w:tc>
+        <w:tc>
+          <w:tcPr>
+            <w:tcW w:type="dxa" w:w="2339"/>
+          </w:tcPr>
+          <w:p>
+            <w:r>
+              <w:rPr>
+                <w:sz w:val="18"/>
+              </w:rPr>
+              <w:t>По заявке</w:t>
+            </w:r>
+          </w:p>
+        </w:tc>
+      </w:tr>
+    </w:tbl>
+    <w:p>
+      <w:pPr>
+        <w:jc w:val="center"/>
+      </w:pPr>
+      <w:r>
+        <w:rPr>
+          <w:b/>
+          <w:i w:val="0"/>
+          <w:sz w:val="20"/>
+        </w:rPr>
+        <w:t>Таблица 1. Виды и методы поверки средств измерений</w:t>
+      </w:r>
+    </w:p>
+    <w:p/>
+    <w:p>
+      <w:pPr>
+        <w:jc w:val="center"/>
+      </w:pPr>
+      <w:r>
+        <w:drawing>
+          <wp:inline xmlns:a="http://schemas.openxmlformats.org/drawingml/2006/main" xmlns:pic="http://schemas.openxmlformats.org/drawingml/2006/picture">
+            <wp:extent cx="4572000" cy="2719153"/>
+            <wp:docPr id="1" name="Picture 1"/>
+            <wp:cNvGraphicFramePr>
+              <a:graphicFrameLocks noChangeAspect="1"/>
+            </wp:cNvGraphicFramePr>
+            <a:graphic>
+              <a:graphicData uri="http://schemas.openxmlformats.org/drawingml/2006/picture">
+                <pic:pic>
+                  <pic:nvPicPr>
+                    <pic:cNvPr id="0" name="kpk_op06.png"/>
+                    <pic:cNvPicPr/>
+                  </pic:nvPicPr>
+                  <pic:blipFill>
+                    <a:blip r:embed="rId9"/>
+                    <a:stretch>
+                      <a:fillRect/>
+                    </a:stretch>
+                  </pic:blipFill>
+                  <pic:spPr>
+                    <a:xfrm>
+                      <a:off x="0" y="0"/>
+                      <a:ext cx="4572000" cy="2719153"/>
+                    </a:xfrm>
+                    <a:prstGeom prst="rect"/>
+                  </pic:spPr>
+                </pic:pic>
+              </a:graphicData>
+            </a:graphic>
+          </wp:inline>
+        </w:drawing>
+      </w:r>
+    </w:p>
+    <w:p>
+      <w:pPr>
+        <w:jc w:val="center"/>
+      </w:pPr>
+      <w:r>
+        <w:rPr>
+          <w:b w:val="0"/>
+          <w:i/>
+          <w:sz w:val="20"/>
+        </w:rPr>
+        <w:t>Рисунок 1. Снижение погрешности приборов после поверки и наладки</w:t>
       </w:r>
     </w:p>
     <w:p>
